--- a/products-storage/11-bankrotstvo-genpodryadchika/08-zayavlenie-o-vklyuchenii-v-reestr-zagotovka.docx
+++ b/products-storage/11-bankrotstvo-genpodryadchika/08-zayavlenie-o-vklyuchenii-v-reestr-zagotovka.docx
@@ -44,7 +44,7 @@
     </w:p>
     <w:p>
       <w:r>
-        <w:t>Санкции {{ВИД, ПЕРИОД, РАСЧЁТ}} составляют {{...}} руб. Спорные и текущие требования {{...}} выделены отдельно; квалификация сумм проверена по моменту возникновения обязательства и применимой процедуре.</w:t>
+        <w:t>Санкции {{ВИД, НАЧАЛО И КОНЕЦ ПЕРИОДА, ОСНОВАНИЕ КОНЕЧНОЙ ДАТЫ}} составляют {{...}} руб. Расчёт приложен отдельно. В заявляемую сумму включены только реестровые требования; текущие платежи в неё не входят. Разногласия по заявленным суммам и подтверждающие документы: {{...}}.</w:t>
       </w:r>
     </w:p>
     <w:p>
@@ -54,7 +54,7 @@
     </w:p>
     <w:p>
       <w:r>
-        <w:t>Приложения по описи 05: договор и изменения; акты и доказательства передачи; расчёт; платежи; судебный акт и публикация; полномочия; подтверждения направления копий {{...}}.</w:t>
+        <w:t>Приложения по описи 05: договор и изменения; акты и доказательства передачи; расчёт основного долга и санкций; платежи; судебный акт и публикация; полномочия; подтверждения направления копий; {{ДОКУМЕНТ ОБ УПЛАТЕ ПОШЛИНЫ / ОСНОВАНИЕ ЛЬГОТЫ И ПОДТВЕРЖДЕНИЕ / ХОДАТАЙСТВО ОБ ОТСРОЧКЕ, РАССРОЧКЕ ИЛИ УМЕНЬШЕНИИ С ДОКАЗАТЕЛЬСТВАМИ — ОСТАВИТЬ ПРИМЕНИМОЕ}}; {{ПРИ ПРОПУСКЕ — ХОДАТАЙСТВО О ВОССТАНОВЛЕНИИ И ДОКАЗАТЕЛЬСТВА ПРИЧИН, ЕСЛИ ПРИМЕНИМО}}. Основание выбранного варианта пошлины: {{СТАТЬЯ, ПУНКТ НК РФ; СУММА ИЛИ РЕКВИЗИТЫ СУДЕБНОГО АКТА}}.</w:t>
       </w:r>
     </w:p>
     <w:p>
@@ -73,6 +73,7 @@
       </w:tblGrid>
       <w:tr>
         <w:trPr>
+          <w:cantSplit/>
           <w:cantSplit/>
         </w:trPr>
         <w:tc>
@@ -120,7 +121,7 @@
         <w:color w:val="AE8031"/>
         <w:sz w:val="16"/>
       </w:rPr>
-      <w:t>НА СТОРОНЕ ПОДРЯДЧИКА  /  P9</w:t>
+      <w:t>НА СТОРОНЕ ПОДРЯДЧИКА  /  P9  /  21.10.2026</w:t>
     </w:r>
   </w:p>
 </w:ftr>
